--- a/forskning/ncc-kohort/submission_pse/HIGHLIGHTS.docx
+++ b/forskning/ncc-kohort/submission_pse/HIGHLIGHTS.docx
@@ -60,7 +60,7 @@
         </w:numPr>
       </w:pPr>
       <w:r>
-        <w:t xml:space="preserve">Pre-baseline behavioral indicators alone classify retention at AUC = 0.82.</w:t>
+        <w:t xml:space="preserve">Early-adolescent volume alone classifies senior retention at AUC = 0.82.</w:t>
       </w:r>
     </w:p>
     <w:p>
@@ -71,19 +71,7 @@
         </w:numPr>
       </w:pPr>
       <w:r>
-        <w:t xml:space="preserve">Findings quantify the qualitative</w:t>
-      </w:r>
-      <w:r>
-        <w:t xml:space="preserve"> </w:t>
-      </w:r>
-      <w:r>
-        <w:t xml:space="preserve">“two-groups”</w:t>
-      </w:r>
-      <w:r>
-        <w:t xml:space="preserve"> </w:t>
-      </w:r>
-      <w:r>
-        <w:t xml:space="preserve">thesis (Espedalen, 2025).</w:t>
+        <w:t xml:space="preserve">Findings are consistent with qualitative accounts of dropout as a process.</w:t>
       </w:r>
     </w:p>
     <w:p>
@@ -165,13 +153,13 @@
         </w:numPr>
       </w:pPr>
       <w:r>
-        <w:t xml:space="preserve">“Pre-baseline behavioral indicators alone classify retention at AUC = 0.82.”</w:t>
+        <w:t xml:space="preserve">“Early-adolescent volume alone classifies senior retention at AUC = 0.82.”</w:t>
       </w:r>
       <w:r>
         <w:t xml:space="preserve"> </w:t>
       </w:r>
       <w:r>
-        <w:t xml:space="preserve">= 74</w:t>
+        <w:t xml:space="preserve">= 72</w:t>
       </w:r>
     </w:p>
     <w:p>
@@ -183,13 +171,13 @@
         </w:numPr>
       </w:pPr>
       <w:r>
-        <w:t xml:space="preserve">“Findings quantify the qualitative "two-groups" thesis (Espedalen, 2025).”</w:t>
+        <w:t xml:space="preserve">“Findings are consistent with qualitative accounts of dropout as a process.”</w:t>
       </w:r>
       <w:r>
         <w:t xml:space="preserve"> </w:t>
       </w:r>
       <w:r>
-        <w:t xml:space="preserve">= 72</w:t>
+        <w:t xml:space="preserve">= 74</w:t>
       </w:r>
     </w:p>
     <w:p>

--- a/forskning/ncc-kohort/submission_pse/HIGHLIGHTS.docx
+++ b/forskning/ncc-kohort/submission_pse/HIGHLIGHTS.docx
@@ -2,7 +2,7 @@
 <file path=word/document.xml><?xml version="1.0" encoding="utf-8"?>
 <w:document xmlns:w="http://schemas.openxmlformats.org/wordprocessingml/2006/main" xmlns:m="http://schemas.openxmlformats.org/officeDocument/2006/math" xmlns:r="http://schemas.openxmlformats.org/officeDocument/2006/relationships" xmlns:o="urn:schemas-microsoft-com:office:office" xmlns:v="urn:schemas-microsoft-com:vml" xmlns:w10="urn:schemas-microsoft-com:office:word" xmlns:a="http://schemas.openxmlformats.org/drawingml/2006/main" xmlns:pic="http://schemas.openxmlformats.org/drawingml/2006/picture" xmlns:wp="http://schemas.openxmlformats.org/drawingml/2006/wordprocessingDrawing">
   <w:body>
-    <w:bookmarkStart w:id="10" w:name="highlights"/>
+    <w:bookmarkStart w:id="9" w:name="highlights"/>
     <w:p>
       <w:pPr>
         <w:pStyle w:val="Heading1"/>
@@ -13,14 +13,6 @@
     </w:p>
     <w:p>
       <w:pPr>
-        <w:pStyle w:val="FirstParagraph"/>
-      </w:pPr>
-      <w:r>
-        <w:t xml:space="preserve">(PSE requires 3-5 bullet points, each ≤85 characters incl. spaces)</w:t>
-      </w:r>
-    </w:p>
-    <w:p>
-      <w:pPr>
         <w:numPr>
           <w:ilvl w:val="0"/>
           <w:numId w:val="1001"/>
@@ -74,122 +66,7 @@
         <w:t xml:space="preserve">Findings are consistent with qualitative accounts of dropout as a process.</w:t>
       </w:r>
     </w:p>
-    <w:p>
-      <w:r>
-        <w:pict>
-          <v:rect style="width:0;height:1.5pt" o:hralign="center" o:hrstd="t" o:hr="t"/>
-        </w:pict>
-      </w:r>
-    </w:p>
-    <w:bookmarkStart w:id="9" w:name="character-counts-must-be-85"/>
-    <w:p>
-      <w:pPr>
-        <w:pStyle w:val="Heading2"/>
-      </w:pPr>
-      <w:r>
-        <w:t xml:space="preserve">Character counts (must be ≤85)</w:t>
-      </w:r>
-    </w:p>
-    <w:p>
-      <w:pPr>
-        <w:pStyle w:val="Compact"/>
-        <w:numPr>
-          <w:ilvl w:val="0"/>
-          <w:numId w:val="1002"/>
-        </w:numPr>
-      </w:pPr>
-      <w:r>
-        <w:t xml:space="preserve">“Competition volume at age 15-16 predicts senior retention better than performance.”</w:t>
-      </w:r>
-      <w:r>
-        <w:t xml:space="preserve"> </w:t>
-      </w:r>
-      <w:r>
-        <w:t xml:space="preserve">= 84</w:t>
-      </w:r>
-    </w:p>
-    <w:p>
-      <w:pPr>
-        <w:pStyle w:val="Compact"/>
-        <w:numPr>
-          <w:ilvl w:val="0"/>
-          <w:numId w:val="1002"/>
-        </w:numPr>
-      </w:pPr>
-      <w:r>
-        <w:t xml:space="preserve">“Future dropouts visibly reduce participation 2-3 years before formal exit.”</w:t>
-      </w:r>
-      <w:r>
-        <w:t xml:space="preserve"> </w:t>
-      </w:r>
-      <w:r>
-        <w:t xml:space="preserve">= 74</w:t>
-      </w:r>
-    </w:p>
-    <w:p>
-      <w:pPr>
-        <w:pStyle w:val="Compact"/>
-        <w:numPr>
-          <w:ilvl w:val="0"/>
-          <w:numId w:val="1002"/>
-        </w:numPr>
-      </w:pPr>
-      <w:r>
-        <w:t xml:space="preserve">“Two independent birth cohorts (N=2,123) yield concordant behavioral patterns.”</w:t>
-      </w:r>
-      <w:r>
-        <w:t xml:space="preserve"> </w:t>
-      </w:r>
-      <w:r>
-        <w:t xml:space="preserve">= 77</w:t>
-      </w:r>
-    </w:p>
-    <w:p>
-      <w:pPr>
-        <w:pStyle w:val="Compact"/>
-        <w:numPr>
-          <w:ilvl w:val="0"/>
-          <w:numId w:val="1002"/>
-        </w:numPr>
-      </w:pPr>
-      <w:r>
-        <w:t xml:space="preserve">“Early-adolescent volume alone classifies senior retention at AUC = 0.82.”</w:t>
-      </w:r>
-      <w:r>
-        <w:t xml:space="preserve"> </w:t>
-      </w:r>
-      <w:r>
-        <w:t xml:space="preserve">= 72</w:t>
-      </w:r>
-    </w:p>
-    <w:p>
-      <w:pPr>
-        <w:pStyle w:val="Compact"/>
-        <w:numPr>
-          <w:ilvl w:val="0"/>
-          <w:numId w:val="1002"/>
-        </w:numPr>
-      </w:pPr>
-      <w:r>
-        <w:t xml:space="preserve">“Findings are consistent with qualitative accounts of dropout as a process.”</w:t>
-      </w:r>
-      <w:r>
-        <w:t xml:space="preserve"> </w:t>
-      </w:r>
-      <w:r>
-        <w:t xml:space="preserve">= 74</w:t>
-      </w:r>
-    </w:p>
-    <w:p>
-      <w:pPr>
-        <w:pStyle w:val="FirstParagraph"/>
-      </w:pPr>
-      <w:r>
-        <w:t xml:space="preserve">All within limit.</w:t>
-      </w:r>
-    </w:p>
     <w:bookmarkEnd w:id="9"/>
-    <w:bookmarkEnd w:id="10"/>
     <w:sectPr>
       <w:footnotePr>
         <w:numRestart w:val="eachSect"/>
@@ -403,126 +280,11 @@
       </w:rPr>
     </w:lvl>
   </w:abstractNum>
-  <w:abstractNum w:abstractNumId="99411">
-    <w:nsid w:val="00A99411"/>
-    <w:multiLevelType w:val="multilevel"/>
-    <w:lvl w:ilvl="0">
-      <w:start w:val="1"/>
-      <w:numFmt w:val="decimal"/>
-      <w:lvlText w:val="%1."/>
-      <w:lvlJc w:val="left"/>
-      <w:pPr>
-        <w:ind w:left="720" w:hanging="360"/>
-      </w:pPr>
-    </w:lvl>
-    <w:lvl w:ilvl="1">
-      <w:start w:val="1"/>
-      <w:numFmt w:val="decimal"/>
-      <w:lvlText w:val="%2."/>
-      <w:lvlJc w:val="left"/>
-      <w:pPr>
-        <w:ind w:left="1440" w:hanging="360"/>
-      </w:pPr>
-    </w:lvl>
-    <w:lvl w:ilvl="2">
-      <w:start w:val="1"/>
-      <w:numFmt w:val="decimal"/>
-      <w:lvlText w:val="%3."/>
-      <w:lvlJc w:val="left"/>
-      <w:pPr>
-        <w:ind w:left="2160" w:hanging="360"/>
-      </w:pPr>
-    </w:lvl>
-    <w:lvl w:ilvl="3">
-      <w:start w:val="1"/>
-      <w:numFmt w:val="decimal"/>
-      <w:lvlText w:val="%4."/>
-      <w:lvlJc w:val="left"/>
-      <w:pPr>
-        <w:ind w:left="2880" w:hanging="360"/>
-      </w:pPr>
-    </w:lvl>
-    <w:lvl w:ilvl="4">
-      <w:start w:val="1"/>
-      <w:numFmt w:val="decimal"/>
-      <w:lvlText w:val="%5."/>
-      <w:lvlJc w:val="left"/>
-      <w:pPr>
-        <w:ind w:left="3600" w:hanging="360"/>
-      </w:pPr>
-    </w:lvl>
-    <w:lvl w:ilvl="5">
-      <w:start w:val="1"/>
-      <w:numFmt w:val="decimal"/>
-      <w:lvlText w:val="%6."/>
-      <w:lvlJc w:val="left"/>
-      <w:pPr>
-        <w:ind w:left="4320" w:hanging="360"/>
-      </w:pPr>
-    </w:lvl>
-    <w:lvl w:ilvl="6">
-      <w:start w:val="1"/>
-      <w:numFmt w:val="decimal"/>
-      <w:lvlText w:val="%7."/>
-      <w:lvlJc w:val="left"/>
-      <w:pPr>
-        <w:ind w:left="5040" w:hanging="360"/>
-      </w:pPr>
-    </w:lvl>
-    <w:lvl w:ilvl="7">
-      <w:start w:val="1"/>
-      <w:numFmt w:val="decimal"/>
-      <w:lvlText w:val="%8."/>
-      <w:lvlJc w:val="left"/>
-      <w:pPr>
-        <w:ind w:left="5760" w:hanging="360"/>
-      </w:pPr>
-    </w:lvl>
-    <w:lvl w:ilvl="8">
-      <w:start w:val="1"/>
-      <w:numFmt w:val="decimal"/>
-      <w:lvlText w:val="%9."/>
-      <w:lvlJc w:val="left"/>
-      <w:pPr>
-        <w:ind w:left="6480" w:hanging="360"/>
-      </w:pPr>
-    </w:lvl>
-  </w:abstractNum>
   <w:num w:numId="1000">
     <w:abstractNumId w:val="990"/>
   </w:num>
   <w:num w:numId="1001">
     <w:abstractNumId w:val="991"/>
-  </w:num>
-  <w:num w:numId="1002">
-    <w:abstractNumId w:val="99411"/>
-    <w:lvlOverride w:ilvl="0">
-      <w:startOverride w:val="1"/>
-    </w:lvlOverride>
-    <w:lvlOverride w:ilvl="1">
-      <w:startOverride w:val="1"/>
-    </w:lvlOverride>
-    <w:lvlOverride w:ilvl="2">
-      <w:startOverride w:val="1"/>
-    </w:lvlOverride>
-    <w:lvlOverride w:ilvl="3">
-      <w:startOverride w:val="1"/>
-    </w:lvlOverride>
-    <w:lvlOverride w:ilvl="4">
-      <w:startOverride w:val="1"/>
-    </w:lvlOverride>
-    <w:lvlOverride w:ilvl="5">
-      <w:startOverride w:val="1"/>
-    </w:lvlOverride>
-    <w:lvlOverride w:ilvl="6">
-      <w:startOverride w:val="1"/>
-    </w:lvlOverride>
-    <w:lvlOverride w:ilvl="7">
-      <w:startOverride w:val="1"/>
-    </w:lvlOverride>
-    <w:lvlOverride w:ilvl="8">
-      <w:startOverride w:val="1"/>
-    </w:lvlOverride>
   </w:num>
 </w:numbering>
 </file>
